--- a/curriculos/Curriculo 115-03/microcurriculos/V SEMESTRE/1155516_Catedra_Para_La_Paz_Microcurriciulo.docx
+++ b/curriculos/Curriculo 115-03/microcurriculos/V SEMESTRE/1155516_Catedra_Para_La_Paz_Microcurriciulo.docx
@@ -1252,6 +1252,14 @@
               <w:rPr>
                 <w:rtl w:val="0"/>
               </w:rPr>
+            </w:r>
+            <w:r>
+              <w:rPr>
+                <w:rFonts w:ascii="Arial" w:cs="Arial" w:eastAsia="Arial" w:hAnsi="Arial"/>
+                <w:sz w:val="15"/>
+                <w:szCs w:val="15"/>
+              </w:rPr>
+              <w:t>2</w:t>
             </w:r>
           </w:p>
         </w:tc>
